--- a/docs/保险产品智能推荐系统技术指导书.docx
+++ b/docs/保险产品智能推荐系统技术指导书.docx
@@ -408,7 +408,7 @@
                 <w:b w:val="0"/>
                 <w:sz w:val="19"/>
               </w:rPr>
-              <w:t>F:\工程实践II\保险产品推荐\保险产品数据\data.xlsx；eval.xlsx</w:t>
+              <w:t>data/raw/data.xlsx；data/raw/eval.xlsx</w:t>
             </w:r>
           </w:p>
         </w:tc>
